--- a/report.docx
+++ b/report.docx
@@ -386,7 +386,7 @@
                 <w:szCs w:val="20"/>
                 <w:rtl w:val="0"/>
               </w:rPr>
-              <w:t xml:space="preserve">https://github.com/sashankthumma/assignment_cdac1</w:t>
+              <w:t xml:space="preserve">https://github.com/sashankthumma/assignment_30_cdac</w:t>
             </w:r>
             <w:r>
               <w:rPr>
